--- a/lessons/6-1/downloads/reveal/teacher/6.1-session-1-prerequisite-practice-b.docx
+++ b/lessons/6-1/downloads/reveal/teacher/6.1-session-1-prerequisite-practice-b.docx
@@ -15,10 +15,28 @@
         <w:rPr>
           <w:rFonts w:ascii="Avenir Next" w:hAnsi="Avenir Next" w:cs="Avenir Next" w:eastAsia="Avenir Next"/>
           <w:color w:val="1A1A1A"/>
+          <w:sz w:val="22"/>
+          <w:szCs w:val="20"/>
+        </w:rPr>
+        <w:t xml:space="preserve">Name</w:t>
+      </w:r>
+      <w:r>
+        <w:rPr>
+          <w:rFonts w:ascii="Avenir Next" w:hAnsi="Avenir Next" w:cs="Avenir Next" w:eastAsia="Avenir Next"/>
+          <w:color w:val="1A1A1A"/>
           <w:sz w:val="20"/>
           <w:szCs w:val="20"/>
         </w:rPr>
-        <w:t xml:space="preserve">Name</w:t>
+        <w:tab/>
+      </w:r>
+      <w:r>
+        <w:rPr>
+          <w:rFonts w:ascii="Avenir Next" w:hAnsi="Avenir Next" w:cs="Avenir Next" w:eastAsia="Avenir Next"/>
+          <w:color w:val="1A1A1A"/>
+          <w:sz w:val="22"/>
+          <w:szCs w:val="20"/>
+        </w:rPr>
+        <w:t xml:space="preserve">   Date</w:t>
       </w:r>
       <w:r>
         <w:rPr>
@@ -33,25 +51,7 @@
         <w:rPr>
           <w:rFonts w:ascii="Avenir Next" w:hAnsi="Avenir Next" w:cs="Avenir Next" w:eastAsia="Avenir Next"/>
           <w:color w:val="1A1A1A"/>
-          <w:sz w:val="20"/>
-          <w:szCs w:val="20"/>
-        </w:rPr>
-        <w:t xml:space="preserve">   Date</w:t>
-      </w:r>
-      <w:r>
-        <w:rPr>
-          <w:rFonts w:ascii="Avenir Next" w:hAnsi="Avenir Next" w:cs="Avenir Next" w:eastAsia="Avenir Next"/>
-          <w:color w:val="1A1A1A"/>
-          <w:sz w:val="20"/>
-          <w:szCs w:val="20"/>
-        </w:rPr>
-        <w:tab/>
-      </w:r>
-      <w:r>
-        <w:rPr>
-          <w:rFonts w:ascii="Avenir Next" w:hAnsi="Avenir Next" w:cs="Avenir Next" w:eastAsia="Avenir Next"/>
-          <w:color w:val="1A1A1A"/>
-          <w:sz w:val="20"/>
+          <w:sz w:val="22"/>
           <w:szCs w:val="20"/>
         </w:rPr>
         <w:t xml:space="preserve">   Period</w:t>
@@ -78,7 +78,7 @@
           <w:caps/>
           <w:color w:val="003A70"/>
           <w:spacing w:val="12"/>
-          <w:sz w:val="19"/>
+          <w:sz w:val="22"/>
           <w:szCs w:val="19"/>
         </w:rPr>
         <w:t xml:space="preserve">Lesson 6-1  ·  Session 1  ·  Prerequisite Practice B  ·  Skill 1 of 2</w:t>
@@ -86,6 +86,7 @@
     </w:p>
     <w:p>
       <w:pPr>
+        <w:pStyle w:val="Heading1"/>
         <w:keepNext/>
         <w:spacing w:before="0" w:after="10" w:line="240" w:lineRule="auto"/>
       </w:pPr>
@@ -111,7 +112,7 @@
         <w:rPr>
           <w:rFonts w:ascii="Avenir Next" w:hAnsi="Avenir Next" w:cs="Avenir Next" w:eastAsia="Avenir Next"/>
           <w:color w:val="5A5F66"/>
-          <w:sz w:val="17"/>
+          <w:sz w:val="22"/>
           <w:szCs w:val="17"/>
         </w:rPr>
         <w:t xml:space="preserve">Builds on Grade 5 · 5.NF.B.4a</w:t>
@@ -154,6 +155,7 @@
           </w:tcPr>
           <w:p>
             <w:pPr>
+              <w:pStyle w:val="Heading2"/>
               <w:spacing w:before="0" w:after="0" w:line="252" w:lineRule="auto"/>
             </w:pPr>
             <w:r>
@@ -183,7 +185,7 @@
               <w:rPr>
                 <w:rFonts w:ascii="Avenir Next" w:hAnsi="Avenir Next" w:cs="Avenir Next" w:eastAsia="Avenir Next"/>
                 <w:color w:val="1A1A1A"/>
-                <w:sz w:val="20"/>
+                <w:sz w:val="22"/>
                 <w:szCs w:val="20"/>
               </w:rPr>
               <w:t xml:space="preserve">You will find 9 ÷ 1/3 = 27. You can check it: 27 × 1/3 = 9.</w:t>
@@ -203,6 +205,7 @@
           </w:tcPr>
           <w:p>
             <w:pPr>
+              <w:pStyle w:val="Heading2"/>
               <w:spacing w:before="0" w:after="0" w:line="252" w:lineRule="auto"/>
             </w:pPr>
             <w:r>
@@ -232,7 +235,7 @@
               <w:rPr>
                 <w:rFonts w:ascii="Avenir Next" w:hAnsi="Avenir Next" w:cs="Avenir Next" w:eastAsia="Avenir Next"/>
                 <w:color w:val="1A1A1A"/>
-                <w:sz w:val="20"/>
+                <w:sz w:val="22"/>
                 <w:szCs w:val="20"/>
               </w:rPr>
               <w:t xml:space="preserve">Multiply a whole number by a fraction, like 12 × 1/4.  </w:t>
@@ -242,7 +245,7 @@
                 <w:rFonts w:ascii="Avenir Next" w:hAnsi="Avenir Next" w:cs="Avenir Next" w:eastAsia="Avenir Next"/>
                 <w:b/>
                 <w:color w:val="1A1A1A"/>
-                <w:sz w:val="20"/>
+                <w:sz w:val="22"/>
                 <w:szCs w:val="20"/>
               </w:rPr>
               <w:t xml:space="preserve">You will use it in Practice Form A, problems 5 and 8.</w:t>
@@ -253,6 +256,7 @@
     </w:tbl>
     <w:p>
       <w:pPr>
+        <w:pStyle w:val="Heading2"/>
         <w:keepNext/>
         <w:pBdr>
           <w:bottom w:val="single" w:sz="8" w:space="3" w:color="003A70"/>
@@ -268,7 +272,7 @@
           <w:b/>
           <w:color w:val="003A70"/>
           <w:spacing w:val="14"/>
-          <w:sz w:val="19"/>
+          <w:sz w:val="22"/>
           <w:szCs w:val="19"/>
         </w:rPr>
         <w:t xml:space="preserve">STEPS TO FOLLOW</w:t>
@@ -287,7 +291,7 @@
           <w:rFonts w:ascii="Avenir Next" w:hAnsi="Avenir Next" w:cs="Avenir Next" w:eastAsia="Avenir Next"/>
           <w:i/>
           <w:color w:val="5A5F66"/>
-          <w:sz w:val="17"/>
+          <w:sz w:val="22"/>
           <w:szCs w:val="17"/>
         </w:rPr>
         <w:t xml:space="preserve">use these same steps on every problem</w:t>
@@ -329,6 +333,7 @@
           </w:tcPr>
           <w:p>
             <w:pPr>
+              <w:pStyle w:val="Heading1"/>
               <w:spacing w:before="0" w:after="0" w:line="240" w:lineRule="auto"/>
               <w:jc w:val="center"/>
             </w:pPr>
@@ -357,7 +362,7 @@
               <w:rPr>
                 <w:rFonts w:ascii="Avenir Next" w:hAnsi="Avenir Next" w:cs="Avenir Next" w:eastAsia="Avenir Next"/>
                 <w:color w:val="1A1A1A"/>
-                <w:sz w:val="21"/>
+                <w:sz w:val="22"/>
                 <w:szCs w:val="21"/>
               </w:rPr>
               <w:t xml:space="preserve">Write the whole number </w:t>
@@ -367,7 +372,7 @@
                 <w:rFonts w:ascii="Avenir Next" w:hAnsi="Avenir Next" w:cs="Avenir Next" w:eastAsia="Avenir Next"/>
                 <w:b/>
                 <w:color w:val="1A1A1A"/>
-                <w:sz w:val="21"/>
+                <w:sz w:val="22"/>
                 <w:szCs w:val="21"/>
               </w:rPr>
               <w:t xml:space="preserve">over 1</w:t>
@@ -376,7 +381,7 @@
               <w:rPr>
                 <w:rFonts w:ascii="Avenir Next" w:hAnsi="Avenir Next" w:cs="Avenir Next" w:eastAsia="Avenir Next"/>
                 <w:color w:val="1A1A1A"/>
-                <w:sz w:val="21"/>
+                <w:sz w:val="22"/>
                 <w:szCs w:val="21"/>
               </w:rPr>
               <w:t xml:space="preserve">.</w:t>
@@ -395,6 +400,7 @@
           </w:tcPr>
           <w:p>
             <w:pPr>
+              <w:pStyle w:val="Heading1"/>
               <w:spacing w:before="0" w:after="0" w:line="240" w:lineRule="auto"/>
               <w:jc w:val="center"/>
             </w:pPr>
@@ -424,7 +430,7 @@
                 <w:rFonts w:ascii="Avenir Next" w:hAnsi="Avenir Next" w:cs="Avenir Next" w:eastAsia="Avenir Next"/>
                 <w:b/>
                 <w:color w:val="1A1A1A"/>
-                <w:sz w:val="21"/>
+                <w:sz w:val="22"/>
                 <w:szCs w:val="21"/>
               </w:rPr>
               <w:t xml:space="preserve">Multiply</w:t>
@@ -433,7 +439,7 @@
               <w:rPr>
                 <w:rFonts w:ascii="Avenir Next" w:hAnsi="Avenir Next" w:cs="Avenir Next" w:eastAsia="Avenir Next"/>
                 <w:color w:val="1A1A1A"/>
-                <w:sz w:val="21"/>
+                <w:sz w:val="22"/>
                 <w:szCs w:val="21"/>
               </w:rPr>
               <w:t xml:space="preserve"> the tops. Multiply the bottoms.</w:t>
@@ -452,6 +458,7 @@
           </w:tcPr>
           <w:p>
             <w:pPr>
+              <w:pStyle w:val="Heading1"/>
               <w:spacing w:before="0" w:after="0" w:line="240" w:lineRule="auto"/>
               <w:jc w:val="center"/>
             </w:pPr>
@@ -481,7 +488,7 @@
                 <w:rFonts w:ascii="Avenir Next" w:hAnsi="Avenir Next" w:cs="Avenir Next" w:eastAsia="Avenir Next"/>
                 <w:b/>
                 <w:color w:val="1A1A1A"/>
-                <w:sz w:val="21"/>
+                <w:sz w:val="22"/>
                 <w:szCs w:val="21"/>
               </w:rPr>
               <w:t xml:space="preserve">Simplify</w:t>
@@ -490,7 +497,7 @@
               <w:rPr>
                 <w:rFonts w:ascii="Avenir Next" w:hAnsi="Avenir Next" w:cs="Avenir Next" w:eastAsia="Avenir Next"/>
                 <w:color w:val="1A1A1A"/>
-                <w:sz w:val="21"/>
+                <w:sz w:val="22"/>
                 <w:szCs w:val="21"/>
               </w:rPr>
               <w:t xml:space="preserve">. Divide the top by the bottom.</w:t>
@@ -501,6 +508,7 @@
     </w:tbl>
     <w:p>
       <w:pPr>
+        <w:pStyle w:val="Heading2"/>
         <w:keepNext/>
         <w:pBdr>
           <w:bottom w:val="single" w:sz="8" w:space="3" w:color="003A70"/>
@@ -516,7 +524,7 @@
           <w:b/>
           <w:color w:val="003A70"/>
           <w:spacing w:val="14"/>
-          <w:sz w:val="19"/>
+          <w:sz w:val="22"/>
           <w:szCs w:val="19"/>
         </w:rPr>
         <w:t xml:space="preserve">WATCH ME</w:t>
@@ -535,7 +543,7 @@
           <w:rFonts w:ascii="Avenir Next" w:hAnsi="Avenir Next" w:cs="Avenir Next" w:eastAsia="Avenir Next"/>
           <w:i/>
           <w:color w:val="5A5F66"/>
-          <w:sz w:val="17"/>
+          <w:sz w:val="22"/>
           <w:szCs w:val="17"/>
         </w:rPr>
         <w:t xml:space="preserve">the steps in action</w:t>
@@ -550,7 +558,7 @@
           <w:rFonts w:ascii="Avenir Next" w:hAnsi="Avenir Next" w:cs="Avenir Next" w:eastAsia="Avenir Next"/>
           <w:b/>
           <w:color w:val="1A1A1A"/>
-          <w:sz w:val="21"/>
+          <w:sz w:val="22"/>
           <w:szCs w:val="21"/>
         </w:rPr>
         <w:t xml:space="preserve">Find 12 × 1/4.</w:t>
@@ -569,25 +577,25 @@
           <w:rFonts w:ascii="Avenir Next" w:hAnsi="Avenir Next" w:cs="Avenir Next" w:eastAsia="Avenir Next"/>
           <w:b/>
           <w:color w:val="003A70"/>
+          <w:sz w:val="22"/>
+          <w:szCs w:val="19"/>
+        </w:rPr>
+        <w:t xml:space="preserve">Step 1</w:t>
+      </w:r>
+      <w:r>
+        <w:rPr>
+          <w:rFonts w:ascii="Avenir Next" w:hAnsi="Avenir Next" w:cs="Avenir Next" w:eastAsia="Avenir Next"/>
+          <w:color w:val="1A1A1A"/>
           <w:sz w:val="19"/>
           <w:szCs w:val="19"/>
         </w:rPr>
-        <w:t xml:space="preserve">Step 1</w:t>
-      </w:r>
-      <w:r>
-        <w:rPr>
-          <w:rFonts w:ascii="Avenir Next" w:hAnsi="Avenir Next" w:cs="Avenir Next" w:eastAsia="Avenir Next"/>
-          <w:color w:val="1A1A1A"/>
-          <w:sz w:val="19"/>
-          <w:szCs w:val="19"/>
-        </w:rPr>
         <w:tab/>
       </w:r>
       <w:r>
         <w:rPr>
           <w:rFonts w:ascii="Avenir Next" w:hAnsi="Avenir Next" w:cs="Avenir Next" w:eastAsia="Avenir Next"/>
           <w:color w:val="1A1A1A"/>
-          <w:sz w:val="21"/>
+          <w:sz w:val="22"/>
           <w:szCs w:val="21"/>
         </w:rPr>
         <w:t xml:space="preserve">12 = 12/1.</w:t>
@@ -606,25 +614,25 @@
           <w:rFonts w:ascii="Avenir Next" w:hAnsi="Avenir Next" w:cs="Avenir Next" w:eastAsia="Avenir Next"/>
           <w:b/>
           <w:color w:val="003A70"/>
+          <w:sz w:val="22"/>
+          <w:szCs w:val="19"/>
+        </w:rPr>
+        <w:t xml:space="preserve">Step 2</w:t>
+      </w:r>
+      <w:r>
+        <w:rPr>
+          <w:rFonts w:ascii="Avenir Next" w:hAnsi="Avenir Next" w:cs="Avenir Next" w:eastAsia="Avenir Next"/>
+          <w:color w:val="1A1A1A"/>
           <w:sz w:val="19"/>
           <w:szCs w:val="19"/>
         </w:rPr>
-        <w:t xml:space="preserve">Step 2</w:t>
-      </w:r>
-      <w:r>
-        <w:rPr>
-          <w:rFonts w:ascii="Avenir Next" w:hAnsi="Avenir Next" w:cs="Avenir Next" w:eastAsia="Avenir Next"/>
-          <w:color w:val="1A1A1A"/>
-          <w:sz w:val="19"/>
-          <w:szCs w:val="19"/>
-        </w:rPr>
         <w:tab/>
       </w:r>
       <w:r>
         <w:rPr>
           <w:rFonts w:ascii="Avenir Next" w:hAnsi="Avenir Next" w:cs="Avenir Next" w:eastAsia="Avenir Next"/>
           <w:color w:val="1A1A1A"/>
-          <w:sz w:val="21"/>
+          <w:sz w:val="22"/>
           <w:szCs w:val="21"/>
         </w:rPr>
         <w:t xml:space="preserve">12/1 × 1/4 = 12/4.</w:t>
@@ -643,25 +651,25 @@
           <w:rFonts w:ascii="Avenir Next" w:hAnsi="Avenir Next" w:cs="Avenir Next" w:eastAsia="Avenir Next"/>
           <w:b/>
           <w:color w:val="003A70"/>
+          <w:sz w:val="22"/>
+          <w:szCs w:val="19"/>
+        </w:rPr>
+        <w:t xml:space="preserve">Step 3</w:t>
+      </w:r>
+      <w:r>
+        <w:rPr>
+          <w:rFonts w:ascii="Avenir Next" w:hAnsi="Avenir Next" w:cs="Avenir Next" w:eastAsia="Avenir Next"/>
+          <w:color w:val="1A1A1A"/>
           <w:sz w:val="19"/>
           <w:szCs w:val="19"/>
         </w:rPr>
-        <w:t xml:space="preserve">Step 3</w:t>
-      </w:r>
-      <w:r>
-        <w:rPr>
-          <w:rFonts w:ascii="Avenir Next" w:hAnsi="Avenir Next" w:cs="Avenir Next" w:eastAsia="Avenir Next"/>
-          <w:color w:val="1A1A1A"/>
-          <w:sz w:val="19"/>
-          <w:szCs w:val="19"/>
-        </w:rPr>
         <w:tab/>
       </w:r>
       <w:r>
         <w:rPr>
           <w:rFonts w:ascii="Avenir Next" w:hAnsi="Avenir Next" w:cs="Avenir Next" w:eastAsia="Avenir Next"/>
           <w:color w:val="1A1A1A"/>
-          <w:sz w:val="21"/>
+          <w:sz w:val="22"/>
           <w:szCs w:val="21"/>
         </w:rPr>
         <w:t xml:space="preserve">12 ÷ 4 = 3.</w:t>
@@ -680,18 +688,18 @@
           <w:rFonts w:ascii="Avenir Next" w:hAnsi="Avenir Next" w:cs="Avenir Next" w:eastAsia="Avenir Next"/>
           <w:b/>
           <w:color w:val="1A1A1A"/>
+          <w:sz w:val="22"/>
+          <w:szCs w:val="21"/>
+        </w:rPr>
+        <w:t xml:space="preserve">Answer</w:t>
+      </w:r>
+      <w:r>
+        <w:rPr>
+          <w:rFonts w:ascii="Avenir Next" w:hAnsi="Avenir Next" w:cs="Avenir Next" w:eastAsia="Avenir Next"/>
+          <w:color w:val="1A1A1A"/>
           <w:sz w:val="21"/>
           <w:szCs w:val="21"/>
         </w:rPr>
-        <w:t xml:space="preserve">Answer</w:t>
-      </w:r>
-      <w:r>
-        <w:rPr>
-          <w:rFonts w:ascii="Avenir Next" w:hAnsi="Avenir Next" w:cs="Avenir Next" w:eastAsia="Avenir Next"/>
-          <w:color w:val="1A1A1A"/>
-          <w:sz w:val="21"/>
-          <w:szCs w:val="21"/>
-        </w:rPr>
         <w:tab/>
       </w:r>
       <w:r>
@@ -699,7 +707,7 @@
           <w:rFonts w:ascii="Avenir Next" w:hAnsi="Avenir Next" w:cs="Avenir Next" w:eastAsia="Avenir Next"/>
           <w:b/>
           <w:color w:val="1A1A1A"/>
-          <w:sz w:val="21"/>
+          <w:sz w:val="22"/>
           <w:szCs w:val="21"/>
         </w:rPr>
         <w:t xml:space="preserve">3</w:t>
@@ -707,6 +715,7 @@
     </w:p>
     <w:p>
       <w:pPr>
+        <w:pStyle w:val="Heading2"/>
         <w:keepNext/>
         <w:pBdr>
           <w:bottom w:val="single" w:sz="8" w:space="3" w:color="003A70"/>
@@ -722,7 +731,7 @@
           <w:b/>
           <w:color w:val="003A70"/>
           <w:spacing w:val="14"/>
-          <w:sz w:val="19"/>
+          <w:sz w:val="22"/>
           <w:szCs w:val="19"/>
         </w:rPr>
         <w:t xml:space="preserve">TRY IT WITH HELP</w:t>
@@ -741,7 +750,7 @@
           <w:rFonts w:ascii="Avenir Next" w:hAnsi="Avenir Next" w:cs="Avenir Next" w:eastAsia="Avenir Next"/>
           <w:i/>
           <w:color w:val="5A5F66"/>
-          <w:sz w:val="17"/>
+          <w:sz w:val="22"/>
           <w:szCs w:val="17"/>
         </w:rPr>
         <w:t xml:space="preserve">fill in each step</w:t>
@@ -799,35 +808,35 @@
           <w:rFonts w:ascii="Avenir Next" w:hAnsi="Avenir Next" w:cs="Avenir Next" w:eastAsia="Avenir Next"/>
           <w:b/>
           <w:color w:val="003A70"/>
+          <w:sz w:val="22"/>
+          <w:szCs w:val="18"/>
+        </w:rPr>
+        <w:t xml:space="preserve">Step 1</w:t>
+      </w:r>
+      <w:r>
+        <w:rPr>
+          <w:rFonts w:ascii="Avenir Next" w:hAnsi="Avenir Next" w:cs="Avenir Next" w:eastAsia="Avenir Next"/>
+          <w:color w:val="1A1A1A"/>
           <w:sz w:val="18"/>
           <w:szCs w:val="18"/>
         </w:rPr>
-        <w:t xml:space="preserve">Step 1</w:t>
-      </w:r>
-      <w:r>
-        <w:rPr>
-          <w:rFonts w:ascii="Avenir Next" w:hAnsi="Avenir Next" w:cs="Avenir Next" w:eastAsia="Avenir Next"/>
-          <w:color w:val="1A1A1A"/>
-          <w:sz w:val="18"/>
-          <w:szCs w:val="18"/>
-        </w:rPr>
         <w:tab/>
       </w:r>
       <w:r>
         <w:rPr>
           <w:rFonts w:ascii="Avenir Next" w:hAnsi="Avenir Next" w:cs="Avenir Next" w:eastAsia="Avenir Next"/>
           <w:color w:val="1A1A1A"/>
+          <w:sz w:val="22"/>
+          <w:szCs w:val="21"/>
+        </w:rPr>
+        <w:t xml:space="preserve">10 = </w:t>
+      </w:r>
+      <w:r>
+        <w:rPr>
+          <w:rFonts w:ascii="Avenir Next" w:hAnsi="Avenir Next" w:cs="Avenir Next" w:eastAsia="Avenir Next"/>
+          <w:color w:val="1A1A1A"/>
           <w:sz w:val="21"/>
           <w:szCs w:val="21"/>
-        </w:rPr>
-        <w:t xml:space="preserve">10 = </w:t>
-      </w:r>
-      <w:r>
-        <w:rPr>
-          <w:rFonts w:ascii="Avenir Next" w:hAnsi="Avenir Next" w:cs="Avenir Next" w:eastAsia="Avenir Next"/>
-          <w:color w:val="1A1A1A"/>
-          <w:sz w:val="21"/>
-          <w:szCs w:val="21"/>
           <w:u w:val="single"/>
         </w:rPr>
         <w:t xml:space="preserve">                </w:t>
@@ -836,7 +845,7 @@
         <w:rPr>
           <w:rFonts w:ascii="Avenir Next" w:hAnsi="Avenir Next" w:cs="Avenir Next" w:eastAsia="Avenir Next"/>
           <w:color w:val="1A1A1A"/>
-          <w:sz w:val="21"/>
+          <w:sz w:val="22"/>
           <w:szCs w:val="21"/>
         </w:rPr>
         <w:t xml:space="preserve">/1</w:t>
@@ -856,35 +865,35 @@
           <w:rFonts w:ascii="Avenir Next" w:hAnsi="Avenir Next" w:cs="Avenir Next" w:eastAsia="Avenir Next"/>
           <w:b/>
           <w:color w:val="003A70"/>
+          <w:sz w:val="22"/>
+          <w:szCs w:val="18"/>
+        </w:rPr>
+        <w:t xml:space="preserve">Step 2</w:t>
+      </w:r>
+      <w:r>
+        <w:rPr>
+          <w:rFonts w:ascii="Avenir Next" w:hAnsi="Avenir Next" w:cs="Avenir Next" w:eastAsia="Avenir Next"/>
+          <w:color w:val="1A1A1A"/>
           <w:sz w:val="18"/>
           <w:szCs w:val="18"/>
         </w:rPr>
-        <w:t xml:space="preserve">Step 2</w:t>
-      </w:r>
-      <w:r>
-        <w:rPr>
-          <w:rFonts w:ascii="Avenir Next" w:hAnsi="Avenir Next" w:cs="Avenir Next" w:eastAsia="Avenir Next"/>
-          <w:color w:val="1A1A1A"/>
-          <w:sz w:val="18"/>
-          <w:szCs w:val="18"/>
-        </w:rPr>
         <w:tab/>
       </w:r>
       <w:r>
         <w:rPr>
           <w:rFonts w:ascii="Avenir Next" w:hAnsi="Avenir Next" w:cs="Avenir Next" w:eastAsia="Avenir Next"/>
           <w:color w:val="1A1A1A"/>
+          <w:sz w:val="22"/>
+          <w:szCs w:val="21"/>
+        </w:rPr>
+        <w:t xml:space="preserve">10/1 × 1/5 = </w:t>
+      </w:r>
+      <w:r>
+        <w:rPr>
+          <w:rFonts w:ascii="Avenir Next" w:hAnsi="Avenir Next" w:cs="Avenir Next" w:eastAsia="Avenir Next"/>
+          <w:color w:val="1A1A1A"/>
           <w:sz w:val="21"/>
           <w:szCs w:val="21"/>
-        </w:rPr>
-        <w:t xml:space="preserve">10/1 × 1/5 = </w:t>
-      </w:r>
-      <w:r>
-        <w:rPr>
-          <w:rFonts w:ascii="Avenir Next" w:hAnsi="Avenir Next" w:cs="Avenir Next" w:eastAsia="Avenir Next"/>
-          <w:color w:val="1A1A1A"/>
-          <w:sz w:val="21"/>
-          <w:szCs w:val="21"/>
           <w:u w:val="single"/>
         </w:rPr>
         <w:t xml:space="preserve">                </w:t>
@@ -893,7 +902,7 @@
         <w:rPr>
           <w:rFonts w:ascii="Avenir Next" w:hAnsi="Avenir Next" w:cs="Avenir Next" w:eastAsia="Avenir Next"/>
           <w:color w:val="1A1A1A"/>
-          <w:sz w:val="21"/>
+          <w:sz w:val="22"/>
           <w:szCs w:val="21"/>
         </w:rPr>
         <w:t xml:space="preserve">/</w:t>
@@ -923,18 +932,18 @@
           <w:rFonts w:ascii="Avenir Next" w:hAnsi="Avenir Next" w:cs="Avenir Next" w:eastAsia="Avenir Next"/>
           <w:b/>
           <w:color w:val="003A70"/>
+          <w:sz w:val="22"/>
+          <w:szCs w:val="18"/>
+        </w:rPr>
+        <w:t xml:space="preserve">Step 3</w:t>
+      </w:r>
+      <w:r>
+        <w:rPr>
+          <w:rFonts w:ascii="Avenir Next" w:hAnsi="Avenir Next" w:cs="Avenir Next" w:eastAsia="Avenir Next"/>
+          <w:color w:val="1A1A1A"/>
           <w:sz w:val="18"/>
           <w:szCs w:val="18"/>
         </w:rPr>
-        <w:t xml:space="preserve">Step 3</w:t>
-      </w:r>
-      <w:r>
-        <w:rPr>
-          <w:rFonts w:ascii="Avenir Next" w:hAnsi="Avenir Next" w:cs="Avenir Next" w:eastAsia="Avenir Next"/>
-          <w:color w:val="1A1A1A"/>
-          <w:sz w:val="18"/>
-          <w:szCs w:val="18"/>
-        </w:rPr>
         <w:tab/>
       </w:r>
       <w:r>
@@ -951,7 +960,7 @@
         <w:rPr>
           <w:rFonts w:ascii="Avenir Next" w:hAnsi="Avenir Next" w:cs="Avenir Next" w:eastAsia="Avenir Next"/>
           <w:color w:val="1A1A1A"/>
-          <w:sz w:val="21"/>
+          <w:sz w:val="22"/>
           <w:szCs w:val="21"/>
         </w:rPr>
         <w:t xml:space="preserve"> ÷ 5 = </w:t>
@@ -1024,35 +1033,35 @@
           <w:rFonts w:ascii="Avenir Next" w:hAnsi="Avenir Next" w:cs="Avenir Next" w:eastAsia="Avenir Next"/>
           <w:b/>
           <w:color w:val="003A70"/>
+          <w:sz w:val="22"/>
+          <w:szCs w:val="18"/>
+        </w:rPr>
+        <w:t xml:space="preserve">Step 1</w:t>
+      </w:r>
+      <w:r>
+        <w:rPr>
+          <w:rFonts w:ascii="Avenir Next" w:hAnsi="Avenir Next" w:cs="Avenir Next" w:eastAsia="Avenir Next"/>
+          <w:color w:val="1A1A1A"/>
           <w:sz w:val="18"/>
           <w:szCs w:val="18"/>
         </w:rPr>
-        <w:t xml:space="preserve">Step 1</w:t>
-      </w:r>
-      <w:r>
-        <w:rPr>
-          <w:rFonts w:ascii="Avenir Next" w:hAnsi="Avenir Next" w:cs="Avenir Next" w:eastAsia="Avenir Next"/>
-          <w:color w:val="1A1A1A"/>
-          <w:sz w:val="18"/>
-          <w:szCs w:val="18"/>
-        </w:rPr>
         <w:tab/>
       </w:r>
       <w:r>
         <w:rPr>
           <w:rFonts w:ascii="Avenir Next" w:hAnsi="Avenir Next" w:cs="Avenir Next" w:eastAsia="Avenir Next"/>
           <w:color w:val="1A1A1A"/>
+          <w:sz w:val="22"/>
+          <w:szCs w:val="21"/>
+        </w:rPr>
+        <w:t xml:space="preserve">6 = </w:t>
+      </w:r>
+      <w:r>
+        <w:rPr>
+          <w:rFonts w:ascii="Avenir Next" w:hAnsi="Avenir Next" w:cs="Avenir Next" w:eastAsia="Avenir Next"/>
+          <w:color w:val="1A1A1A"/>
           <w:sz w:val="21"/>
           <w:szCs w:val="21"/>
-        </w:rPr>
-        <w:t xml:space="preserve">6 = </w:t>
-      </w:r>
-      <w:r>
-        <w:rPr>
-          <w:rFonts w:ascii="Avenir Next" w:hAnsi="Avenir Next" w:cs="Avenir Next" w:eastAsia="Avenir Next"/>
-          <w:color w:val="1A1A1A"/>
-          <w:sz w:val="21"/>
-          <w:szCs w:val="21"/>
           <w:u w:val="single"/>
         </w:rPr>
         <w:t xml:space="preserve">                </w:t>
@@ -1061,7 +1070,7 @@
         <w:rPr>
           <w:rFonts w:ascii="Avenir Next" w:hAnsi="Avenir Next" w:cs="Avenir Next" w:eastAsia="Avenir Next"/>
           <w:color w:val="1A1A1A"/>
-          <w:sz w:val="21"/>
+          <w:sz w:val="22"/>
           <w:szCs w:val="21"/>
         </w:rPr>
         <w:t xml:space="preserve">/1</w:t>
@@ -1081,35 +1090,35 @@
           <w:rFonts w:ascii="Avenir Next" w:hAnsi="Avenir Next" w:cs="Avenir Next" w:eastAsia="Avenir Next"/>
           <w:b/>
           <w:color w:val="003A70"/>
+          <w:sz w:val="22"/>
+          <w:szCs w:val="18"/>
+        </w:rPr>
+        <w:t xml:space="preserve">Step 2</w:t>
+      </w:r>
+      <w:r>
+        <w:rPr>
+          <w:rFonts w:ascii="Avenir Next" w:hAnsi="Avenir Next" w:cs="Avenir Next" w:eastAsia="Avenir Next"/>
+          <w:color w:val="1A1A1A"/>
           <w:sz w:val="18"/>
           <w:szCs w:val="18"/>
         </w:rPr>
-        <w:t xml:space="preserve">Step 2</w:t>
-      </w:r>
-      <w:r>
-        <w:rPr>
-          <w:rFonts w:ascii="Avenir Next" w:hAnsi="Avenir Next" w:cs="Avenir Next" w:eastAsia="Avenir Next"/>
-          <w:color w:val="1A1A1A"/>
-          <w:sz w:val="18"/>
-          <w:szCs w:val="18"/>
-        </w:rPr>
         <w:tab/>
       </w:r>
       <w:r>
         <w:rPr>
           <w:rFonts w:ascii="Avenir Next" w:hAnsi="Avenir Next" w:cs="Avenir Next" w:eastAsia="Avenir Next"/>
           <w:color w:val="1A1A1A"/>
+          <w:sz w:val="22"/>
+          <w:szCs w:val="21"/>
+        </w:rPr>
+        <w:t xml:space="preserve">6/1 × 2/3 = </w:t>
+      </w:r>
+      <w:r>
+        <w:rPr>
+          <w:rFonts w:ascii="Avenir Next" w:hAnsi="Avenir Next" w:cs="Avenir Next" w:eastAsia="Avenir Next"/>
+          <w:color w:val="1A1A1A"/>
           <w:sz w:val="21"/>
           <w:szCs w:val="21"/>
-        </w:rPr>
-        <w:t xml:space="preserve">6/1 × 2/3 = </w:t>
-      </w:r>
-      <w:r>
-        <w:rPr>
-          <w:rFonts w:ascii="Avenir Next" w:hAnsi="Avenir Next" w:cs="Avenir Next" w:eastAsia="Avenir Next"/>
-          <w:color w:val="1A1A1A"/>
-          <w:sz w:val="21"/>
-          <w:szCs w:val="21"/>
           <w:u w:val="single"/>
         </w:rPr>
         <w:t xml:space="preserve">                </w:t>
@@ -1118,7 +1127,7 @@
         <w:rPr>
           <w:rFonts w:ascii="Avenir Next" w:hAnsi="Avenir Next" w:cs="Avenir Next" w:eastAsia="Avenir Next"/>
           <w:color w:val="1A1A1A"/>
-          <w:sz w:val="21"/>
+          <w:sz w:val="22"/>
           <w:szCs w:val="21"/>
         </w:rPr>
         <w:t xml:space="preserve">/</w:t>
@@ -1148,18 +1157,18 @@
           <w:rFonts w:ascii="Avenir Next" w:hAnsi="Avenir Next" w:cs="Avenir Next" w:eastAsia="Avenir Next"/>
           <w:b/>
           <w:color w:val="003A70"/>
+          <w:sz w:val="22"/>
+          <w:szCs w:val="18"/>
+        </w:rPr>
+        <w:t xml:space="preserve">Step 3</w:t>
+      </w:r>
+      <w:r>
+        <w:rPr>
+          <w:rFonts w:ascii="Avenir Next" w:hAnsi="Avenir Next" w:cs="Avenir Next" w:eastAsia="Avenir Next"/>
+          <w:color w:val="1A1A1A"/>
           <w:sz w:val="18"/>
           <w:szCs w:val="18"/>
         </w:rPr>
-        <w:t xml:space="preserve">Step 3</w:t>
-      </w:r>
-      <w:r>
-        <w:rPr>
-          <w:rFonts w:ascii="Avenir Next" w:hAnsi="Avenir Next" w:cs="Avenir Next" w:eastAsia="Avenir Next"/>
-          <w:color w:val="1A1A1A"/>
-          <w:sz w:val="18"/>
-          <w:szCs w:val="18"/>
-        </w:rPr>
         <w:tab/>
       </w:r>
       <w:r>
@@ -1176,17 +1185,17 @@
         <w:rPr>
           <w:rFonts w:ascii="Avenir Next" w:hAnsi="Avenir Next" w:cs="Avenir Next" w:eastAsia="Avenir Next"/>
           <w:color w:val="1A1A1A"/>
+          <w:sz w:val="22"/>
+          <w:szCs w:val="21"/>
+        </w:rPr>
+        <w:t xml:space="preserve"> ÷ 3 = </w:t>
+      </w:r>
+      <w:r>
+        <w:rPr>
+          <w:rFonts w:ascii="Avenir Next" w:hAnsi="Avenir Next" w:cs="Avenir Next" w:eastAsia="Avenir Next"/>
+          <w:color w:val="1A1A1A"/>
           <w:sz w:val="21"/>
           <w:szCs w:val="21"/>
-        </w:rPr>
-        <w:t xml:space="preserve"> ÷ 3 = </w:t>
-      </w:r>
-      <w:r>
-        <w:rPr>
-          <w:rFonts w:ascii="Avenir Next" w:hAnsi="Avenir Next" w:cs="Avenir Next" w:eastAsia="Avenir Next"/>
-          <w:color w:val="1A1A1A"/>
-          <w:sz w:val="21"/>
-          <w:szCs w:val="21"/>
           <w:u w:val="single"/>
         </w:rPr>
         <w:t xml:space="preserve">                </w:t>
@@ -1199,6 +1208,7 @@
     </w:p>
     <w:p>
       <w:pPr>
+        <w:pStyle w:val="Heading2"/>
         <w:keepNext/>
         <w:pBdr>
           <w:bottom w:val="single" w:sz="8" w:space="3" w:color="003A70"/>
@@ -1214,7 +1224,7 @@
           <w:b/>
           <w:color w:val="003A70"/>
           <w:spacing w:val="14"/>
-          <w:sz w:val="19"/>
+          <w:sz w:val="22"/>
           <w:szCs w:val="19"/>
         </w:rPr>
         <w:t xml:space="preserve">YOUR TURN</w:t>
@@ -1233,7 +1243,7 @@
           <w:rFonts w:ascii="Avenir Next" w:hAnsi="Avenir Next" w:cs="Avenir Next" w:eastAsia="Avenir Next"/>
           <w:i/>
           <w:color w:val="5A5F66"/>
-          <w:sz w:val="17"/>
+          <w:sz w:val="22"/>
           <w:szCs w:val="17"/>
         </w:rPr>
         <w:t xml:space="preserve">use the steps on your own</w:t>
@@ -1753,7 +1763,7 @@
           <w:caps/>
           <w:color w:val="003A70"/>
           <w:spacing w:val="12"/>
-          <w:sz w:val="19"/>
+          <w:sz w:val="22"/>
           <w:szCs w:val="19"/>
         </w:rPr>
         <w:t xml:space="preserve">Lesson 6-1  ·  Session 1  ·  Prerequisite Practice B  ·  Skill 2 of 2</w:t>
@@ -1761,6 +1771,7 @@
     </w:p>
     <w:p>
       <w:pPr>
+        <w:pStyle w:val="Heading1"/>
         <w:keepNext/>
         <w:spacing w:before="0" w:after="10" w:line="240" w:lineRule="auto"/>
       </w:pPr>
@@ -1786,7 +1797,7 @@
         <w:rPr>
           <w:rFonts w:ascii="Avenir Next" w:hAnsi="Avenir Next" w:cs="Avenir Next" w:eastAsia="Avenir Next"/>
           <w:color w:val="5A5F66"/>
-          <w:sz w:val="17"/>
+          <w:sz w:val="22"/>
           <w:szCs w:val="17"/>
         </w:rPr>
         <w:t xml:space="preserve">Builds on Grade 5 · 5.NF.B.4</w:t>
@@ -1829,6 +1840,7 @@
           </w:tcPr>
           <w:p>
             <w:pPr>
+              <w:pStyle w:val="Heading2"/>
               <w:spacing w:before="0" w:after="0" w:line="252" w:lineRule="auto"/>
             </w:pPr>
             <w:r>
@@ -1858,7 +1870,7 @@
               <w:rPr>
                 <w:rFonts w:ascii="Avenir Next" w:hAnsi="Avenir Next" w:cs="Avenir Next" w:eastAsia="Avenir Next"/>
                 <w:color w:val="1A1A1A"/>
-                <w:sz w:val="20"/>
+                <w:sz w:val="22"/>
                 <w:szCs w:val="20"/>
               </w:rPr>
               <w:t xml:space="preserve">You will change 4 ÷ 1/10 into 4 × 10. The 10 is the reciprocal of 1/10.</w:t>
@@ -1878,6 +1890,7 @@
           </w:tcPr>
           <w:p>
             <w:pPr>
+              <w:pStyle w:val="Heading2"/>
               <w:spacing w:before="0" w:after="0" w:line="252" w:lineRule="auto"/>
             </w:pPr>
             <w:r>
@@ -1907,7 +1920,7 @@
               <w:rPr>
                 <w:rFonts w:ascii="Avenir Next" w:hAnsi="Avenir Next" w:cs="Avenir Next" w:eastAsia="Avenir Next"/>
                 <w:color w:val="1A1A1A"/>
-                <w:sz w:val="20"/>
+                <w:sz w:val="22"/>
                 <w:szCs w:val="20"/>
               </w:rPr>
               <w:t xml:space="preserve">Flip a fraction to name its reciprocal: 1/4 becomes 4/1, or 4.  </w:t>
@@ -1917,7 +1930,7 @@
                 <w:rFonts w:ascii="Avenir Next" w:hAnsi="Avenir Next" w:cs="Avenir Next" w:eastAsia="Avenir Next"/>
                 <w:b/>
                 <w:color w:val="1A1A1A"/>
-                <w:sz w:val="20"/>
+                <w:sz w:val="22"/>
                 <w:szCs w:val="20"/>
               </w:rPr>
               <w:t xml:space="preserve">You will use it in Practice Form A, problems 1 and 8.</w:t>
@@ -1928,6 +1941,7 @@
     </w:tbl>
     <w:p>
       <w:pPr>
+        <w:pStyle w:val="Heading2"/>
         <w:keepNext/>
         <w:pBdr>
           <w:bottom w:val="single" w:sz="8" w:space="3" w:color="003A70"/>
@@ -1943,7 +1957,7 @@
           <w:b/>
           <w:color w:val="003A70"/>
           <w:spacing w:val="14"/>
-          <w:sz w:val="19"/>
+          <w:sz w:val="22"/>
           <w:szCs w:val="19"/>
         </w:rPr>
         <w:t xml:space="preserve">STEPS TO FOLLOW</w:t>
@@ -1962,7 +1976,7 @@
           <w:rFonts w:ascii="Avenir Next" w:hAnsi="Avenir Next" w:cs="Avenir Next" w:eastAsia="Avenir Next"/>
           <w:i/>
           <w:color w:val="5A5F66"/>
-          <w:sz w:val="17"/>
+          <w:sz w:val="22"/>
           <w:szCs w:val="17"/>
         </w:rPr>
         <w:t xml:space="preserve">use these same steps on every problem</w:t>
@@ -2004,6 +2018,7 @@
           </w:tcPr>
           <w:p>
             <w:pPr>
+              <w:pStyle w:val="Heading1"/>
               <w:spacing w:before="0" w:after="0" w:line="240" w:lineRule="auto"/>
               <w:jc w:val="center"/>
             </w:pPr>
@@ -2032,7 +2047,7 @@
               <w:rPr>
                 <w:rFonts w:ascii="Avenir Next" w:hAnsi="Avenir Next" w:cs="Avenir Next" w:eastAsia="Avenir Next"/>
                 <w:color w:val="1A1A1A"/>
-                <w:sz w:val="21"/>
+                <w:sz w:val="22"/>
                 <w:szCs w:val="21"/>
               </w:rPr>
               <w:t xml:space="preserve">Write the number as a </w:t>
@@ -2042,7 +2057,7 @@
                 <w:rFonts w:ascii="Avenir Next" w:hAnsi="Avenir Next" w:cs="Avenir Next" w:eastAsia="Avenir Next"/>
                 <w:b/>
                 <w:color w:val="1A1A1A"/>
-                <w:sz w:val="21"/>
+                <w:sz w:val="22"/>
                 <w:szCs w:val="21"/>
               </w:rPr>
               <w:t xml:space="preserve">fraction</w:t>
@@ -2051,7 +2066,7 @@
               <w:rPr>
                 <w:rFonts w:ascii="Avenir Next" w:hAnsi="Avenir Next" w:cs="Avenir Next" w:eastAsia="Avenir Next"/>
                 <w:color w:val="1A1A1A"/>
-                <w:sz w:val="21"/>
+                <w:sz w:val="22"/>
                 <w:szCs w:val="21"/>
               </w:rPr>
               <w:t xml:space="preserve">. A whole number goes over 1.</w:t>
@@ -2070,6 +2085,7 @@
           </w:tcPr>
           <w:p>
             <w:pPr>
+              <w:pStyle w:val="Heading1"/>
               <w:spacing w:before="0" w:after="0" w:line="240" w:lineRule="auto"/>
               <w:jc w:val="center"/>
             </w:pPr>
@@ -2099,7 +2115,7 @@
                 <w:rFonts w:ascii="Avenir Next" w:hAnsi="Avenir Next" w:cs="Avenir Next" w:eastAsia="Avenir Next"/>
                 <w:b/>
                 <w:color w:val="1A1A1A"/>
-                <w:sz w:val="21"/>
+                <w:sz w:val="22"/>
                 <w:szCs w:val="21"/>
               </w:rPr>
               <w:t xml:space="preserve">Flip</w:t>
@@ -2108,7 +2124,7 @@
               <w:rPr>
                 <w:rFonts w:ascii="Avenir Next" w:hAnsi="Avenir Next" w:cs="Avenir Next" w:eastAsia="Avenir Next"/>
                 <w:color w:val="1A1A1A"/>
-                <w:sz w:val="21"/>
+                <w:sz w:val="22"/>
                 <w:szCs w:val="21"/>
               </w:rPr>
               <w:t xml:space="preserve"> it. Swap the top and bottom.</w:t>
@@ -2127,6 +2143,7 @@
           </w:tcPr>
           <w:p>
             <w:pPr>
+              <w:pStyle w:val="Heading1"/>
               <w:spacing w:before="0" w:after="0" w:line="240" w:lineRule="auto"/>
               <w:jc w:val="center"/>
             </w:pPr>
@@ -2156,7 +2173,7 @@
                 <w:rFonts w:ascii="Avenir Next" w:hAnsi="Avenir Next" w:cs="Avenir Next" w:eastAsia="Avenir Next"/>
                 <w:b/>
                 <w:color w:val="1A1A1A"/>
-                <w:sz w:val="21"/>
+                <w:sz w:val="22"/>
                 <w:szCs w:val="21"/>
               </w:rPr>
               <w:t xml:space="preserve">Check</w:t>
@@ -2165,7 +2182,7 @@
               <w:rPr>
                 <w:rFonts w:ascii="Avenir Next" w:hAnsi="Avenir Next" w:cs="Avenir Next" w:eastAsia="Avenir Next"/>
                 <w:color w:val="1A1A1A"/>
-                <w:sz w:val="21"/>
+                <w:sz w:val="22"/>
                 <w:szCs w:val="21"/>
               </w:rPr>
               <w:t xml:space="preserve">: the number times its reciprocal is 1.</w:t>
@@ -2176,6 +2193,7 @@
     </w:tbl>
     <w:p>
       <w:pPr>
+        <w:pStyle w:val="Heading2"/>
         <w:keepNext/>
         <w:pBdr>
           <w:bottom w:val="single" w:sz="8" w:space="3" w:color="003A70"/>
@@ -2191,7 +2209,7 @@
           <w:b/>
           <w:color w:val="003A70"/>
           <w:spacing w:val="14"/>
-          <w:sz w:val="19"/>
+          <w:sz w:val="22"/>
           <w:szCs w:val="19"/>
         </w:rPr>
         <w:t xml:space="preserve">WATCH ME</w:t>
@@ -2210,7 +2228,7 @@
           <w:rFonts w:ascii="Avenir Next" w:hAnsi="Avenir Next" w:cs="Avenir Next" w:eastAsia="Avenir Next"/>
           <w:i/>
           <w:color w:val="5A5F66"/>
-          <w:sz w:val="17"/>
+          <w:sz w:val="22"/>
           <w:szCs w:val="17"/>
         </w:rPr>
         <w:t xml:space="preserve">the steps in action</w:t>
@@ -2225,7 +2243,7 @@
           <w:rFonts w:ascii="Avenir Next" w:hAnsi="Avenir Next" w:cs="Avenir Next" w:eastAsia="Avenir Next"/>
           <w:b/>
           <w:color w:val="1A1A1A"/>
-          <w:sz w:val="21"/>
+          <w:sz w:val="22"/>
           <w:szCs w:val="21"/>
         </w:rPr>
         <w:t xml:space="preserve">Find the reciprocal of 1/6.</w:t>
@@ -2244,25 +2262,25 @@
           <w:rFonts w:ascii="Avenir Next" w:hAnsi="Avenir Next" w:cs="Avenir Next" w:eastAsia="Avenir Next"/>
           <w:b/>
           <w:color w:val="003A70"/>
+          <w:sz w:val="22"/>
+          <w:szCs w:val="19"/>
+        </w:rPr>
+        <w:t xml:space="preserve">Step 1</w:t>
+      </w:r>
+      <w:r>
+        <w:rPr>
+          <w:rFonts w:ascii="Avenir Next" w:hAnsi="Avenir Next" w:cs="Avenir Next" w:eastAsia="Avenir Next"/>
+          <w:color w:val="1A1A1A"/>
           <w:sz w:val="19"/>
           <w:szCs w:val="19"/>
         </w:rPr>
-        <w:t xml:space="preserve">Step 1</w:t>
-      </w:r>
-      <w:r>
-        <w:rPr>
-          <w:rFonts w:ascii="Avenir Next" w:hAnsi="Avenir Next" w:cs="Avenir Next" w:eastAsia="Avenir Next"/>
-          <w:color w:val="1A1A1A"/>
-          <w:sz w:val="19"/>
-          <w:szCs w:val="19"/>
-        </w:rPr>
         <w:tab/>
       </w:r>
       <w:r>
         <w:rPr>
           <w:rFonts w:ascii="Avenir Next" w:hAnsi="Avenir Next" w:cs="Avenir Next" w:eastAsia="Avenir Next"/>
           <w:color w:val="1A1A1A"/>
-          <w:sz w:val="21"/>
+          <w:sz w:val="22"/>
           <w:szCs w:val="21"/>
         </w:rPr>
         <w:t xml:space="preserve">1/6 is already a fraction.</w:t>
@@ -2281,25 +2299,25 @@
           <w:rFonts w:ascii="Avenir Next" w:hAnsi="Avenir Next" w:cs="Avenir Next" w:eastAsia="Avenir Next"/>
           <w:b/>
           <w:color w:val="003A70"/>
+          <w:sz w:val="22"/>
+          <w:szCs w:val="19"/>
+        </w:rPr>
+        <w:t xml:space="preserve">Step 2</w:t>
+      </w:r>
+      <w:r>
+        <w:rPr>
+          <w:rFonts w:ascii="Avenir Next" w:hAnsi="Avenir Next" w:cs="Avenir Next" w:eastAsia="Avenir Next"/>
+          <w:color w:val="1A1A1A"/>
           <w:sz w:val="19"/>
           <w:szCs w:val="19"/>
         </w:rPr>
-        <w:t xml:space="preserve">Step 2</w:t>
-      </w:r>
-      <w:r>
-        <w:rPr>
-          <w:rFonts w:ascii="Avenir Next" w:hAnsi="Avenir Next" w:cs="Avenir Next" w:eastAsia="Avenir Next"/>
-          <w:color w:val="1A1A1A"/>
-          <w:sz w:val="19"/>
-          <w:szCs w:val="19"/>
-        </w:rPr>
         <w:tab/>
       </w:r>
       <w:r>
         <w:rPr>
           <w:rFonts w:ascii="Avenir Next" w:hAnsi="Avenir Next" w:cs="Avenir Next" w:eastAsia="Avenir Next"/>
           <w:color w:val="1A1A1A"/>
-          <w:sz w:val="21"/>
+          <w:sz w:val="22"/>
           <w:szCs w:val="21"/>
         </w:rPr>
         <w:t xml:space="preserve">Flip it: 6/1 = 6.</w:t>
@@ -2318,25 +2336,25 @@
           <w:rFonts w:ascii="Avenir Next" w:hAnsi="Avenir Next" w:cs="Avenir Next" w:eastAsia="Avenir Next"/>
           <w:b/>
           <w:color w:val="003A70"/>
+          <w:sz w:val="22"/>
+          <w:szCs w:val="19"/>
+        </w:rPr>
+        <w:t xml:space="preserve">Step 3</w:t>
+      </w:r>
+      <w:r>
+        <w:rPr>
+          <w:rFonts w:ascii="Avenir Next" w:hAnsi="Avenir Next" w:cs="Avenir Next" w:eastAsia="Avenir Next"/>
+          <w:color w:val="1A1A1A"/>
           <w:sz w:val="19"/>
           <w:szCs w:val="19"/>
         </w:rPr>
-        <w:t xml:space="preserve">Step 3</w:t>
-      </w:r>
-      <w:r>
-        <w:rPr>
-          <w:rFonts w:ascii="Avenir Next" w:hAnsi="Avenir Next" w:cs="Avenir Next" w:eastAsia="Avenir Next"/>
-          <w:color w:val="1A1A1A"/>
-          <w:sz w:val="19"/>
-          <w:szCs w:val="19"/>
-        </w:rPr>
         <w:tab/>
       </w:r>
       <w:r>
         <w:rPr>
           <w:rFonts w:ascii="Avenir Next" w:hAnsi="Avenir Next" w:cs="Avenir Next" w:eastAsia="Avenir Next"/>
           <w:color w:val="1A1A1A"/>
-          <w:sz w:val="21"/>
+          <w:sz w:val="22"/>
           <w:szCs w:val="21"/>
         </w:rPr>
         <w:t xml:space="preserve">Check: 1/6 × 6 = 6/6 = 1.</w:t>
@@ -2355,18 +2373,18 @@
           <w:rFonts w:ascii="Avenir Next" w:hAnsi="Avenir Next" w:cs="Avenir Next" w:eastAsia="Avenir Next"/>
           <w:b/>
           <w:color w:val="1A1A1A"/>
+          <w:sz w:val="22"/>
+          <w:szCs w:val="21"/>
+        </w:rPr>
+        <w:t xml:space="preserve">Answer</w:t>
+      </w:r>
+      <w:r>
+        <w:rPr>
+          <w:rFonts w:ascii="Avenir Next" w:hAnsi="Avenir Next" w:cs="Avenir Next" w:eastAsia="Avenir Next"/>
+          <w:color w:val="1A1A1A"/>
           <w:sz w:val="21"/>
           <w:szCs w:val="21"/>
         </w:rPr>
-        <w:t xml:space="preserve">Answer</w:t>
-      </w:r>
-      <w:r>
-        <w:rPr>
-          <w:rFonts w:ascii="Avenir Next" w:hAnsi="Avenir Next" w:cs="Avenir Next" w:eastAsia="Avenir Next"/>
-          <w:color w:val="1A1A1A"/>
-          <w:sz w:val="21"/>
-          <w:szCs w:val="21"/>
-        </w:rPr>
         <w:tab/>
       </w:r>
       <w:r>
@@ -2374,7 +2392,7 @@
           <w:rFonts w:ascii="Avenir Next" w:hAnsi="Avenir Next" w:cs="Avenir Next" w:eastAsia="Avenir Next"/>
           <w:b/>
           <w:color w:val="1A1A1A"/>
-          <w:sz w:val="21"/>
+          <w:sz w:val="22"/>
           <w:szCs w:val="21"/>
         </w:rPr>
         <w:t xml:space="preserve">6</w:t>
@@ -2382,6 +2400,7 @@
     </w:p>
     <w:p>
       <w:pPr>
+        <w:pStyle w:val="Heading2"/>
         <w:keepNext/>
         <w:pBdr>
           <w:bottom w:val="single" w:sz="8" w:space="3" w:color="003A70"/>
@@ -2397,7 +2416,7 @@
           <w:b/>
           <w:color w:val="003A70"/>
           <w:spacing w:val="14"/>
-          <w:sz w:val="19"/>
+          <w:sz w:val="22"/>
           <w:szCs w:val="19"/>
         </w:rPr>
         <w:t xml:space="preserve">TRY IT WITH HELP</w:t>
@@ -2416,7 +2435,7 @@
           <w:rFonts w:ascii="Avenir Next" w:hAnsi="Avenir Next" w:cs="Avenir Next" w:eastAsia="Avenir Next"/>
           <w:i/>
           <w:color w:val="5A5F66"/>
-          <w:sz w:val="17"/>
+          <w:sz w:val="22"/>
           <w:szCs w:val="17"/>
         </w:rPr>
         <w:t xml:space="preserve">fill in each step</w:t>
@@ -2474,35 +2493,35 @@
           <w:rFonts w:ascii="Avenir Next" w:hAnsi="Avenir Next" w:cs="Avenir Next" w:eastAsia="Avenir Next"/>
           <w:b/>
           <w:color w:val="003A70"/>
+          <w:sz w:val="22"/>
+          <w:szCs w:val="18"/>
+        </w:rPr>
+        <w:t xml:space="preserve">Step 1</w:t>
+      </w:r>
+      <w:r>
+        <w:rPr>
+          <w:rFonts w:ascii="Avenir Next" w:hAnsi="Avenir Next" w:cs="Avenir Next" w:eastAsia="Avenir Next"/>
+          <w:color w:val="1A1A1A"/>
           <w:sz w:val="18"/>
           <w:szCs w:val="18"/>
         </w:rPr>
-        <w:t xml:space="preserve">Step 1</w:t>
-      </w:r>
-      <w:r>
-        <w:rPr>
-          <w:rFonts w:ascii="Avenir Next" w:hAnsi="Avenir Next" w:cs="Avenir Next" w:eastAsia="Avenir Next"/>
-          <w:color w:val="1A1A1A"/>
-          <w:sz w:val="18"/>
-          <w:szCs w:val="18"/>
-        </w:rPr>
         <w:tab/>
       </w:r>
       <w:r>
         <w:rPr>
           <w:rFonts w:ascii="Avenir Next" w:hAnsi="Avenir Next" w:cs="Avenir Next" w:eastAsia="Avenir Next"/>
           <w:color w:val="1A1A1A"/>
+          <w:sz w:val="22"/>
+          <w:szCs w:val="21"/>
+        </w:rPr>
+        <w:t xml:space="preserve">3 = </w:t>
+      </w:r>
+      <w:r>
+        <w:rPr>
+          <w:rFonts w:ascii="Avenir Next" w:hAnsi="Avenir Next" w:cs="Avenir Next" w:eastAsia="Avenir Next"/>
+          <w:color w:val="1A1A1A"/>
           <w:sz w:val="21"/>
           <w:szCs w:val="21"/>
-        </w:rPr>
-        <w:t xml:space="preserve">3 = </w:t>
-      </w:r>
-      <w:r>
-        <w:rPr>
-          <w:rFonts w:ascii="Avenir Next" w:hAnsi="Avenir Next" w:cs="Avenir Next" w:eastAsia="Avenir Next"/>
-          <w:color w:val="1A1A1A"/>
-          <w:sz w:val="21"/>
-          <w:szCs w:val="21"/>
           <w:u w:val="single"/>
         </w:rPr>
         <w:t xml:space="preserve">                </w:t>
@@ -2511,7 +2530,7 @@
         <w:rPr>
           <w:rFonts w:ascii="Avenir Next" w:hAnsi="Avenir Next" w:cs="Avenir Next" w:eastAsia="Avenir Next"/>
           <w:color w:val="1A1A1A"/>
-          <w:sz w:val="21"/>
+          <w:sz w:val="22"/>
           <w:szCs w:val="21"/>
         </w:rPr>
         <w:t xml:space="preserve">/1</w:t>
@@ -2531,35 +2550,35 @@
           <w:rFonts w:ascii="Avenir Next" w:hAnsi="Avenir Next" w:cs="Avenir Next" w:eastAsia="Avenir Next"/>
           <w:b/>
           <w:color w:val="003A70"/>
+          <w:sz w:val="22"/>
+          <w:szCs w:val="18"/>
+        </w:rPr>
+        <w:t xml:space="preserve">Step 2</w:t>
+      </w:r>
+      <w:r>
+        <w:rPr>
+          <w:rFonts w:ascii="Avenir Next" w:hAnsi="Avenir Next" w:cs="Avenir Next" w:eastAsia="Avenir Next"/>
+          <w:color w:val="1A1A1A"/>
           <w:sz w:val="18"/>
           <w:szCs w:val="18"/>
         </w:rPr>
-        <w:t xml:space="preserve">Step 2</w:t>
-      </w:r>
-      <w:r>
-        <w:rPr>
-          <w:rFonts w:ascii="Avenir Next" w:hAnsi="Avenir Next" w:cs="Avenir Next" w:eastAsia="Avenir Next"/>
-          <w:color w:val="1A1A1A"/>
-          <w:sz w:val="18"/>
-          <w:szCs w:val="18"/>
-        </w:rPr>
         <w:tab/>
       </w:r>
       <w:r>
         <w:rPr>
           <w:rFonts w:ascii="Avenir Next" w:hAnsi="Avenir Next" w:cs="Avenir Next" w:eastAsia="Avenir Next"/>
           <w:color w:val="1A1A1A"/>
+          <w:sz w:val="22"/>
+          <w:szCs w:val="21"/>
+        </w:rPr>
+        <w:t xml:space="preserve">Flip it: </w:t>
+      </w:r>
+      <w:r>
+        <w:rPr>
+          <w:rFonts w:ascii="Avenir Next" w:hAnsi="Avenir Next" w:cs="Avenir Next" w:eastAsia="Avenir Next"/>
+          <w:color w:val="1A1A1A"/>
           <w:sz w:val="21"/>
           <w:szCs w:val="21"/>
-        </w:rPr>
-        <w:t xml:space="preserve">Flip it: </w:t>
-      </w:r>
-      <w:r>
-        <w:rPr>
-          <w:rFonts w:ascii="Avenir Next" w:hAnsi="Avenir Next" w:cs="Avenir Next" w:eastAsia="Avenir Next"/>
-          <w:color w:val="1A1A1A"/>
-          <w:sz w:val="21"/>
-          <w:szCs w:val="21"/>
           <w:u w:val="single"/>
         </w:rPr>
         <w:t xml:space="preserve">                </w:t>
@@ -2568,7 +2587,7 @@
         <w:rPr>
           <w:rFonts w:ascii="Avenir Next" w:hAnsi="Avenir Next" w:cs="Avenir Next" w:eastAsia="Avenir Next"/>
           <w:color w:val="1A1A1A"/>
-          <w:sz w:val="21"/>
+          <w:sz w:val="22"/>
           <w:szCs w:val="21"/>
         </w:rPr>
         <w:t xml:space="preserve">/</w:t>
@@ -2598,35 +2617,35 @@
           <w:rFonts w:ascii="Avenir Next" w:hAnsi="Avenir Next" w:cs="Avenir Next" w:eastAsia="Avenir Next"/>
           <w:b/>
           <w:color w:val="003A70"/>
+          <w:sz w:val="22"/>
+          <w:szCs w:val="18"/>
+        </w:rPr>
+        <w:t xml:space="preserve">Step 3</w:t>
+      </w:r>
+      <w:r>
+        <w:rPr>
+          <w:rFonts w:ascii="Avenir Next" w:hAnsi="Avenir Next" w:cs="Avenir Next" w:eastAsia="Avenir Next"/>
+          <w:color w:val="1A1A1A"/>
           <w:sz w:val="18"/>
           <w:szCs w:val="18"/>
         </w:rPr>
-        <w:t xml:space="preserve">Step 3</w:t>
-      </w:r>
-      <w:r>
-        <w:rPr>
-          <w:rFonts w:ascii="Avenir Next" w:hAnsi="Avenir Next" w:cs="Avenir Next" w:eastAsia="Avenir Next"/>
-          <w:color w:val="1A1A1A"/>
-          <w:sz w:val="18"/>
-          <w:szCs w:val="18"/>
-        </w:rPr>
         <w:tab/>
       </w:r>
       <w:r>
         <w:rPr>
           <w:rFonts w:ascii="Avenir Next" w:hAnsi="Avenir Next" w:cs="Avenir Next" w:eastAsia="Avenir Next"/>
           <w:color w:val="1A1A1A"/>
+          <w:sz w:val="22"/>
+          <w:szCs w:val="21"/>
+        </w:rPr>
+        <w:t xml:space="preserve">Check: 3 × </w:t>
+      </w:r>
+      <w:r>
+        <w:rPr>
+          <w:rFonts w:ascii="Avenir Next" w:hAnsi="Avenir Next" w:cs="Avenir Next" w:eastAsia="Avenir Next"/>
+          <w:color w:val="1A1A1A"/>
           <w:sz w:val="21"/>
           <w:szCs w:val="21"/>
-        </w:rPr>
-        <w:t xml:space="preserve">Check: 3 × </w:t>
-      </w:r>
-      <w:r>
-        <w:rPr>
-          <w:rFonts w:ascii="Avenir Next" w:hAnsi="Avenir Next" w:cs="Avenir Next" w:eastAsia="Avenir Next"/>
-          <w:color w:val="1A1A1A"/>
-          <w:sz w:val="21"/>
-          <w:szCs w:val="21"/>
           <w:u w:val="single"/>
         </w:rPr>
         <w:t xml:space="preserve">                </w:t>
@@ -2635,7 +2654,7 @@
         <w:rPr>
           <w:rFonts w:ascii="Avenir Next" w:hAnsi="Avenir Next" w:cs="Avenir Next" w:eastAsia="Avenir Next"/>
           <w:color w:val="1A1A1A"/>
-          <w:sz w:val="21"/>
+          <w:sz w:val="22"/>
           <w:szCs w:val="21"/>
         </w:rPr>
         <w:t xml:space="preserve"> = 1</w:t>
@@ -2698,28 +2717,47 @@
           <w:rFonts w:ascii="Avenir Next" w:hAnsi="Avenir Next" w:cs="Avenir Next" w:eastAsia="Avenir Next"/>
           <w:b/>
           <w:color w:val="003A70"/>
+          <w:sz w:val="22"/>
+          <w:szCs w:val="18"/>
+        </w:rPr>
+        <w:t xml:space="preserve">Step 1</w:t>
+      </w:r>
+      <w:r>
+        <w:rPr>
+          <w:rFonts w:ascii="Avenir Next" w:hAnsi="Avenir Next" w:cs="Avenir Next" w:eastAsia="Avenir Next"/>
+          <w:color w:val="1A1A1A"/>
           <w:sz w:val="18"/>
           <w:szCs w:val="18"/>
         </w:rPr>
-        <w:t xml:space="preserve">Step 1</w:t>
-      </w:r>
-      <w:r>
-        <w:rPr>
-          <w:rFonts w:ascii="Avenir Next" w:hAnsi="Avenir Next" w:cs="Avenir Next" w:eastAsia="Avenir Next"/>
-          <w:color w:val="1A1A1A"/>
-          <w:sz w:val="18"/>
-          <w:szCs w:val="18"/>
-        </w:rPr>
         <w:tab/>
       </w:r>
       <w:r>
         <w:rPr>
           <w:rFonts w:ascii="Avenir Next" w:hAnsi="Avenir Next" w:cs="Avenir Next" w:eastAsia="Avenir Next"/>
           <w:color w:val="1A1A1A"/>
+          <w:sz w:val="22"/>
+          <w:szCs w:val="21"/>
+        </w:rPr>
+        <w:t xml:space="preserve">The fraction is </w:t>
+      </w:r>
+      <w:r>
+        <w:rPr>
+          <w:rFonts w:ascii="Avenir Next" w:hAnsi="Avenir Next" w:cs="Avenir Next" w:eastAsia="Avenir Next"/>
+          <w:color w:val="1A1A1A"/>
           <w:sz w:val="21"/>
           <w:szCs w:val="21"/>
-        </w:rPr>
-        <w:t xml:space="preserve">The fraction is </w:t>
+          <w:u w:val="single"/>
+        </w:rPr>
+        <w:t xml:space="preserve">                </w:t>
+      </w:r>
+      <w:r>
+        <w:rPr>
+          <w:rFonts w:ascii="Avenir Next" w:hAnsi="Avenir Next" w:cs="Avenir Next" w:eastAsia="Avenir Next"/>
+          <w:color w:val="1A1A1A"/>
+          <w:sz w:val="22"/>
+          <w:szCs w:val="21"/>
+        </w:rPr>
+        <w:t xml:space="preserve">/</w:t>
       </w:r>
       <w:r>
         <w:rPr>
@@ -2735,26 +2773,7 @@
         <w:rPr>
           <w:rFonts w:ascii="Avenir Next" w:hAnsi="Avenir Next" w:cs="Avenir Next" w:eastAsia="Avenir Next"/>
           <w:color w:val="1A1A1A"/>
-          <w:sz w:val="21"/>
-          <w:szCs w:val="21"/>
-        </w:rPr>
-        <w:t xml:space="preserve">/</w:t>
-      </w:r>
-      <w:r>
-        <w:rPr>
-          <w:rFonts w:ascii="Avenir Next" w:hAnsi="Avenir Next" w:cs="Avenir Next" w:eastAsia="Avenir Next"/>
-          <w:color w:val="1A1A1A"/>
-          <w:sz w:val="21"/>
-          <w:szCs w:val="21"/>
-          <w:u w:val="single"/>
-        </w:rPr>
-        <w:t xml:space="preserve">                </w:t>
-      </w:r>
-      <w:r>
-        <w:rPr>
-          <w:rFonts w:ascii="Avenir Next" w:hAnsi="Avenir Next" w:cs="Avenir Next" w:eastAsia="Avenir Next"/>
-          <w:color w:val="1A1A1A"/>
-          <w:sz w:val="21"/>
+          <w:sz w:val="22"/>
           <w:szCs w:val="21"/>
         </w:rPr>
         <w:t xml:space="preserve">.</w:t>
@@ -2774,35 +2793,35 @@
           <w:rFonts w:ascii="Avenir Next" w:hAnsi="Avenir Next" w:cs="Avenir Next" w:eastAsia="Avenir Next"/>
           <w:b/>
           <w:color w:val="003A70"/>
+          <w:sz w:val="22"/>
+          <w:szCs w:val="18"/>
+        </w:rPr>
+        <w:t xml:space="preserve">Step 2</w:t>
+      </w:r>
+      <w:r>
+        <w:rPr>
+          <w:rFonts w:ascii="Avenir Next" w:hAnsi="Avenir Next" w:cs="Avenir Next" w:eastAsia="Avenir Next"/>
+          <w:color w:val="1A1A1A"/>
           <w:sz w:val="18"/>
           <w:szCs w:val="18"/>
         </w:rPr>
-        <w:t xml:space="preserve">Step 2</w:t>
-      </w:r>
-      <w:r>
-        <w:rPr>
-          <w:rFonts w:ascii="Avenir Next" w:hAnsi="Avenir Next" w:cs="Avenir Next" w:eastAsia="Avenir Next"/>
-          <w:color w:val="1A1A1A"/>
-          <w:sz w:val="18"/>
-          <w:szCs w:val="18"/>
-        </w:rPr>
         <w:tab/>
       </w:r>
       <w:r>
         <w:rPr>
           <w:rFonts w:ascii="Avenir Next" w:hAnsi="Avenir Next" w:cs="Avenir Next" w:eastAsia="Avenir Next"/>
           <w:color w:val="1A1A1A"/>
+          <w:sz w:val="22"/>
+          <w:szCs w:val="21"/>
+        </w:rPr>
+        <w:t xml:space="preserve">Flip it: </w:t>
+      </w:r>
+      <w:r>
+        <w:rPr>
+          <w:rFonts w:ascii="Avenir Next" w:hAnsi="Avenir Next" w:cs="Avenir Next" w:eastAsia="Avenir Next"/>
+          <w:color w:val="1A1A1A"/>
           <w:sz w:val="21"/>
           <w:szCs w:val="21"/>
-        </w:rPr>
-        <w:t xml:space="preserve">Flip it: </w:t>
-      </w:r>
-      <w:r>
-        <w:rPr>
-          <w:rFonts w:ascii="Avenir Next" w:hAnsi="Avenir Next" w:cs="Avenir Next" w:eastAsia="Avenir Next"/>
-          <w:color w:val="1A1A1A"/>
-          <w:sz w:val="21"/>
-          <w:szCs w:val="21"/>
           <w:u w:val="single"/>
         </w:rPr>
         <w:t xml:space="preserve">                </w:t>
@@ -2811,7 +2830,7 @@
         <w:rPr>
           <w:rFonts w:ascii="Avenir Next" w:hAnsi="Avenir Next" w:cs="Avenir Next" w:eastAsia="Avenir Next"/>
           <w:color w:val="1A1A1A"/>
-          <w:sz w:val="21"/>
+          <w:sz w:val="22"/>
           <w:szCs w:val="21"/>
         </w:rPr>
         <w:t xml:space="preserve">/</w:t>
@@ -2841,35 +2860,35 @@
           <w:rFonts w:ascii="Avenir Next" w:hAnsi="Avenir Next" w:cs="Avenir Next" w:eastAsia="Avenir Next"/>
           <w:b/>
           <w:color w:val="003A70"/>
+          <w:sz w:val="22"/>
+          <w:szCs w:val="18"/>
+        </w:rPr>
+        <w:t xml:space="preserve">Step 3</w:t>
+      </w:r>
+      <w:r>
+        <w:rPr>
+          <w:rFonts w:ascii="Avenir Next" w:hAnsi="Avenir Next" w:cs="Avenir Next" w:eastAsia="Avenir Next"/>
+          <w:color w:val="1A1A1A"/>
           <w:sz w:val="18"/>
           <w:szCs w:val="18"/>
         </w:rPr>
-        <w:t xml:space="preserve">Step 3</w:t>
-      </w:r>
-      <w:r>
-        <w:rPr>
-          <w:rFonts w:ascii="Avenir Next" w:hAnsi="Avenir Next" w:cs="Avenir Next" w:eastAsia="Avenir Next"/>
-          <w:color w:val="1A1A1A"/>
-          <w:sz w:val="18"/>
-          <w:szCs w:val="18"/>
-        </w:rPr>
         <w:tab/>
       </w:r>
       <w:r>
         <w:rPr>
           <w:rFonts w:ascii="Avenir Next" w:hAnsi="Avenir Next" w:cs="Avenir Next" w:eastAsia="Avenir Next"/>
           <w:color w:val="1A1A1A"/>
+          <w:sz w:val="22"/>
+          <w:szCs w:val="21"/>
+        </w:rPr>
+        <w:t xml:space="preserve">Check: 2/5 × 5/2 = </w:t>
+      </w:r>
+      <w:r>
+        <w:rPr>
+          <w:rFonts w:ascii="Avenir Next" w:hAnsi="Avenir Next" w:cs="Avenir Next" w:eastAsia="Avenir Next"/>
+          <w:color w:val="1A1A1A"/>
           <w:sz w:val="21"/>
           <w:szCs w:val="21"/>
-        </w:rPr>
-        <w:t xml:space="preserve">Check: 2/5 × 5/2 = </w:t>
-      </w:r>
-      <w:r>
-        <w:rPr>
-          <w:rFonts w:ascii="Avenir Next" w:hAnsi="Avenir Next" w:cs="Avenir Next" w:eastAsia="Avenir Next"/>
-          <w:color w:val="1A1A1A"/>
-          <w:sz w:val="21"/>
-          <w:szCs w:val="21"/>
           <w:u w:val="single"/>
         </w:rPr>
         <w:t xml:space="preserve">                </w:t>
@@ -2878,7 +2897,7 @@
         <w:rPr>
           <w:rFonts w:ascii="Avenir Next" w:hAnsi="Avenir Next" w:cs="Avenir Next" w:eastAsia="Avenir Next"/>
           <w:color w:val="1A1A1A"/>
-          <w:sz w:val="21"/>
+          <w:sz w:val="22"/>
           <w:szCs w:val="21"/>
         </w:rPr>
         <w:t xml:space="preserve">/10 = 1</w:t>
@@ -2891,6 +2910,7 @@
     </w:p>
     <w:p>
       <w:pPr>
+        <w:pStyle w:val="Heading2"/>
         <w:keepNext/>
         <w:pBdr>
           <w:bottom w:val="single" w:sz="8" w:space="3" w:color="003A70"/>
@@ -2906,7 +2926,7 @@
           <w:b/>
           <w:color w:val="003A70"/>
           <w:spacing w:val="14"/>
-          <w:sz w:val="19"/>
+          <w:sz w:val="22"/>
           <w:szCs w:val="19"/>
         </w:rPr>
         <w:t xml:space="preserve">YOUR TURN</w:t>
@@ -2925,7 +2945,7 @@
           <w:rFonts w:ascii="Avenir Next" w:hAnsi="Avenir Next" w:cs="Avenir Next" w:eastAsia="Avenir Next"/>
           <w:i/>
           <w:color w:val="5A5F66"/>
-          <w:sz w:val="17"/>
+          <w:sz w:val="22"/>
           <w:szCs w:val="17"/>
         </w:rPr>
         <w:t xml:space="preserve">use the steps on your own</w:t>
@@ -3434,6 +3454,7 @@
     </w:p>
     <w:p>
       <w:pPr>
+        <w:pStyle w:val="Heading2"/>
         <w:keepNext/>
         <w:pBdr>
           <w:bottom w:val="single" w:sz="8" w:space="3" w:color="003A70"/>
@@ -3449,7 +3470,7 @@
           <w:b/>
           <w:color w:val="003A70"/>
           <w:spacing w:val="14"/>
-          <w:sz w:val="19"/>
+          <w:sz w:val="22"/>
           <w:szCs w:val="19"/>
         </w:rPr>
         <w:t xml:space="preserve">READY CHECK</w:t>
@@ -3468,7 +3489,7 @@
           <w:rFonts w:ascii="Avenir Next" w:hAnsi="Avenir Next" w:cs="Avenir Next" w:eastAsia="Avenir Next"/>
           <w:i/>
           <w:color w:val="5A5F66"/>
-          <w:sz w:val="17"/>
+          <w:sz w:val="22"/>
           <w:szCs w:val="17"/>
         </w:rPr>
         <w:t xml:space="preserve">a problem like the one in today’s lesson</w:t>
@@ -3600,25 +3621,25 @@
                       <w:rFonts w:ascii="Avenir Next" w:hAnsi="Avenir Next" w:cs="Avenir Next" w:eastAsia="Avenir Next"/>
                       <w:b/>
                       <w:color w:val="003A70"/>
+                      <w:sz w:val="22"/>
+                      <w:szCs w:val="21"/>
+                    </w:rPr>
+                    <w:t xml:space="preserve">A</w:t>
+                  </w:r>
+                  <w:r>
+                    <w:rPr>
+                      <w:rFonts w:ascii="Avenir Next" w:hAnsi="Avenir Next" w:cs="Avenir Next" w:eastAsia="Avenir Next"/>
+                      <w:color w:val="1A1A1A"/>
                       <w:sz w:val="21"/>
                       <w:szCs w:val="21"/>
                     </w:rPr>
-                    <w:t xml:space="preserve">A</w:t>
-                  </w:r>
-                  <w:r>
-                    <w:rPr>
-                      <w:rFonts w:ascii="Avenir Next" w:hAnsi="Avenir Next" w:cs="Avenir Next" w:eastAsia="Avenir Next"/>
-                      <w:color w:val="1A1A1A"/>
-                      <w:sz w:val="21"/>
-                      <w:szCs w:val="21"/>
-                    </w:rPr>
                     <w:tab/>
                   </w:r>
                   <w:r>
                     <w:rPr>
                       <w:rFonts w:ascii="Avenir Next" w:hAnsi="Avenir Next" w:cs="Avenir Next" w:eastAsia="Avenir Next"/>
                       <w:color w:val="1A1A1A"/>
-                      <w:sz w:val="21"/>
+                      <w:sz w:val="22"/>
                       <w:szCs w:val="21"/>
                     </w:rPr>
                     <w:t xml:space="preserve">4 × 1/10</w:t>
@@ -3643,25 +3664,25 @@
                       <w:rFonts w:ascii="Avenir Next" w:hAnsi="Avenir Next" w:cs="Avenir Next" w:eastAsia="Avenir Next"/>
                       <w:b/>
                       <w:color w:val="003A70"/>
+                      <w:sz w:val="22"/>
+                      <w:szCs w:val="21"/>
+                    </w:rPr>
+                    <w:t xml:space="preserve">B</w:t>
+                  </w:r>
+                  <w:r>
+                    <w:rPr>
+                      <w:rFonts w:ascii="Avenir Next" w:hAnsi="Avenir Next" w:cs="Avenir Next" w:eastAsia="Avenir Next"/>
+                      <w:color w:val="1A1A1A"/>
                       <w:sz w:val="21"/>
                       <w:szCs w:val="21"/>
                     </w:rPr>
-                    <w:t xml:space="preserve">B</w:t>
-                  </w:r>
-                  <w:r>
-                    <w:rPr>
-                      <w:rFonts w:ascii="Avenir Next" w:hAnsi="Avenir Next" w:cs="Avenir Next" w:eastAsia="Avenir Next"/>
-                      <w:color w:val="1A1A1A"/>
-                      <w:sz w:val="21"/>
-                      <w:szCs w:val="21"/>
-                    </w:rPr>
                     <w:tab/>
                   </w:r>
                   <w:r>
                     <w:rPr>
                       <w:rFonts w:ascii="Avenir Next" w:hAnsi="Avenir Next" w:cs="Avenir Next" w:eastAsia="Avenir Next"/>
                       <w:color w:val="1A1A1A"/>
-                      <w:sz w:val="21"/>
+                      <w:sz w:val="22"/>
                       <w:szCs w:val="21"/>
                     </w:rPr>
                     <w:t xml:space="preserve">4 × 10</w:t>
@@ -3686,25 +3707,25 @@
                       <w:rFonts w:ascii="Avenir Next" w:hAnsi="Avenir Next" w:cs="Avenir Next" w:eastAsia="Avenir Next"/>
                       <w:b/>
                       <w:color w:val="003A70"/>
+                      <w:sz w:val="22"/>
+                      <w:szCs w:val="21"/>
+                    </w:rPr>
+                    <w:t xml:space="preserve">C</w:t>
+                  </w:r>
+                  <w:r>
+                    <w:rPr>
+                      <w:rFonts w:ascii="Avenir Next" w:hAnsi="Avenir Next" w:cs="Avenir Next" w:eastAsia="Avenir Next"/>
+                      <w:color w:val="1A1A1A"/>
                       <w:sz w:val="21"/>
                       <w:szCs w:val="21"/>
                     </w:rPr>
-                    <w:t xml:space="preserve">C</w:t>
-                  </w:r>
-                  <w:r>
-                    <w:rPr>
-                      <w:rFonts w:ascii="Avenir Next" w:hAnsi="Avenir Next" w:cs="Avenir Next" w:eastAsia="Avenir Next"/>
-                      <w:color w:val="1A1A1A"/>
-                      <w:sz w:val="21"/>
-                      <w:szCs w:val="21"/>
-                    </w:rPr>
                     <w:tab/>
                   </w:r>
                   <w:r>
                     <w:rPr>
                       <w:rFonts w:ascii="Avenir Next" w:hAnsi="Avenir Next" w:cs="Avenir Next" w:eastAsia="Avenir Next"/>
                       <w:color w:val="1A1A1A"/>
-                      <w:sz w:val="21"/>
+                      <w:sz w:val="22"/>
                       <w:szCs w:val="21"/>
                     </w:rPr>
                     <w:t xml:space="preserve">10 ÷ 4</w:t>
@@ -3729,25 +3750,25 @@
                       <w:rFonts w:ascii="Avenir Next" w:hAnsi="Avenir Next" w:cs="Avenir Next" w:eastAsia="Avenir Next"/>
                       <w:b/>
                       <w:color w:val="003A70"/>
+                      <w:sz w:val="22"/>
+                      <w:szCs w:val="21"/>
+                    </w:rPr>
+                    <w:t xml:space="preserve">D</w:t>
+                  </w:r>
+                  <w:r>
+                    <w:rPr>
+                      <w:rFonts w:ascii="Avenir Next" w:hAnsi="Avenir Next" w:cs="Avenir Next" w:eastAsia="Avenir Next"/>
+                      <w:color w:val="1A1A1A"/>
                       <w:sz w:val="21"/>
                       <w:szCs w:val="21"/>
                     </w:rPr>
-                    <w:t xml:space="preserve">D</w:t>
-                  </w:r>
-                  <w:r>
-                    <w:rPr>
-                      <w:rFonts w:ascii="Avenir Next" w:hAnsi="Avenir Next" w:cs="Avenir Next" w:eastAsia="Avenir Next"/>
-                      <w:color w:val="1A1A1A"/>
-                      <w:sz w:val="21"/>
-                      <w:szCs w:val="21"/>
-                    </w:rPr>
                     <w:tab/>
                   </w:r>
                   <w:r>
                     <w:rPr>
                       <w:rFonts w:ascii="Avenir Next" w:hAnsi="Avenir Next" w:cs="Avenir Next" w:eastAsia="Avenir Next"/>
                       <w:color w:val="1A1A1A"/>
-                      <w:sz w:val="21"/>
+                      <w:sz w:val="22"/>
                       <w:szCs w:val="21"/>
                     </w:rPr>
                     <w:t xml:space="preserve">1/10 ÷ 4</w:t>
@@ -3796,19 +3817,42 @@
         <w:tblLook w:val="0000" w:firstRow="0" w:lastRow="0" w:firstColumn="0" w:lastColumn="0" w:noHBand="1" w:noVBand="1"/>
       </w:tblPr>
       <w:tblGrid>
-        <w:gridCol w:w="2000"/>
-        <w:gridCol w:w="2300"/>
-        <w:gridCol w:w="2100"/>
-        <w:gridCol w:w="3104"/>
+        <w:gridCol w:w="1750"/>
+        <w:gridCol w:w="2500"/>
+        <w:gridCol w:w="2200"/>
+        <w:gridCol w:w="3054"/>
       </w:tblGrid>
       <w:tr>
         <w:trPr>
           <w:cantSplit/>
-          <w:trHeight w:val="320" w:hRule="atLeast"/>
+          <w:trHeight w:val="300" w:hRule="atLeast"/>
         </w:trPr>
         <w:tc>
           <w:tcPr>
-            <w:tcW w:w="2000" w:type="dxa"/>
+            <w:tcW w:w="1750" w:type="dxa"/>
+            <w:vAlign w:val="center"/>
+          </w:tcPr>
+          <w:p>
+            <w:pPr>
+              <w:pStyle w:val="Heading2"/>
+              <w:spacing w:before="0" w:after="0" w:line="240" w:lineRule="auto"/>
+            </w:pPr>
+            <w:r>
+              <w:rPr>
+                <w:rFonts w:ascii="Avenir Next" w:hAnsi="Avenir Next" w:cs="Avenir Next" w:eastAsia="Avenir Next"/>
+                <w:b/>
+                <w:color w:val="003A70"/>
+                <w:spacing w:val="12"/>
+                <w:sz w:val="15"/>
+                <w:szCs w:val="15"/>
+              </w:rPr>
+              <w:t xml:space="preserve">CHECK YOURSELF</w:t>
+            </w:r>
+          </w:p>
+        </w:tc>
+        <w:tc>
+          <w:tcPr>
+            <w:tcW w:w="2500" w:type="dxa"/>
             <w:vAlign w:val="center"/>
           </w:tcPr>
           <w:p>
@@ -3817,20 +3861,27 @@
             </w:pPr>
             <w:r>
               <w:rPr>
-                <w:rFonts w:ascii="Avenir Next" w:hAnsi="Avenir Next" w:cs="Avenir Next" w:eastAsia="Avenir Next"/>
-                <w:b/>
-                <w:color w:val="003A70"/>
-                <w:spacing w:val="12"/>
-                <w:sz w:val="15"/>
-                <w:szCs w:val="15"/>
-              </w:rPr>
-              <w:t xml:space="preserve">CHECK YOURSELF</w:t>
+                <w:rFonts w:ascii="Arial" w:hAnsi="Arial" w:cs="Arial" w:eastAsia="Arial"/>
+                <w:color w:val="1A1A1A"/>
+                <w:sz w:val="20"/>
+                <w:szCs w:val="20"/>
+              </w:rPr>
+              <w:t xml:space="preserve">□</w:t>
+            </w:r>
+            <w:r>
+              <w:rPr>
+                <w:rFonts w:ascii="Avenir Next" w:hAnsi="Avenir Next" w:cs="Avenir Next" w:eastAsia="Avenir Next"/>
+                <w:color w:val="1A1A1A"/>
+                <w:sz w:val="17"/>
+                <w:szCs w:val="17"/>
+              </w:rPr>
+              <w:t xml:space="preserve">  I can do this on my own</w:t>
             </w:r>
           </w:p>
         </w:tc>
         <w:tc>
           <w:tcPr>
-            <w:tcW w:w="2300" w:type="dxa"/>
+            <w:tcW w:w="2200" w:type="dxa"/>
             <w:vAlign w:val="center"/>
           </w:tcPr>
           <w:p>
@@ -3841,8 +3892,8 @@
               <w:rPr>
                 <w:rFonts w:ascii="Arial" w:hAnsi="Arial" w:cs="Arial" w:eastAsia="Arial"/>
                 <w:color w:val="1A1A1A"/>
-                <w:sz w:val="24"/>
-                <w:szCs w:val="24"/>
+                <w:sz w:val="20"/>
+                <w:szCs w:val="20"/>
               </w:rPr>
               <w:t xml:space="preserve">□</w:t>
             </w:r>
@@ -3853,13 +3904,13 @@
                 <w:sz w:val="17"/>
                 <w:szCs w:val="17"/>
               </w:rPr>
-              <w:t xml:space="preserve">  I can do this on my own</w:t>
+              <w:t xml:space="preserve">  I need a little help</w:t>
             </w:r>
           </w:p>
         </w:tc>
         <w:tc>
           <w:tcPr>
-            <w:tcW w:w="2100" w:type="dxa"/>
+            <w:tcW w:w="3054" w:type="dxa"/>
             <w:vAlign w:val="center"/>
           </w:tcPr>
           <w:p>
@@ -3870,37 +3921,8 @@
               <w:rPr>
                 <w:rFonts w:ascii="Arial" w:hAnsi="Arial" w:cs="Arial" w:eastAsia="Arial"/>
                 <w:color w:val="1A1A1A"/>
-                <w:sz w:val="24"/>
-                <w:szCs w:val="24"/>
-              </w:rPr>
-              <w:t xml:space="preserve">□</w:t>
-            </w:r>
-            <w:r>
-              <w:rPr>
-                <w:rFonts w:ascii="Avenir Next" w:hAnsi="Avenir Next" w:cs="Avenir Next" w:eastAsia="Avenir Next"/>
-                <w:color w:val="1A1A1A"/>
-                <w:sz w:val="17"/>
-                <w:szCs w:val="17"/>
-              </w:rPr>
-              <w:t xml:space="preserve">  I need a little help</w:t>
-            </w:r>
-          </w:p>
-        </w:tc>
-        <w:tc>
-          <w:tcPr>
-            <w:tcW w:w="3104" w:type="dxa"/>
-            <w:vAlign w:val="center"/>
-          </w:tcPr>
-          <w:p>
-            <w:pPr>
-              <w:spacing w:before="0" w:after="0" w:line="240" w:lineRule="auto"/>
-            </w:pPr>
-            <w:r>
-              <w:rPr>
-                <w:rFonts w:ascii="Arial" w:hAnsi="Arial" w:cs="Arial" w:eastAsia="Arial"/>
-                <w:color w:val="1A1A1A"/>
-                <w:sz w:val="24"/>
-                <w:szCs w:val="24"/>
+                <w:sz w:val="20"/>
+                <w:szCs w:val="20"/>
               </w:rPr>
               <w:t xml:space="preserve">□</w:t>
             </w:r>
@@ -3935,7 +3957,7 @@
     <w:sectPr>
       <w:footerReference w:type="default" r:id="rIdFooter1"/>
       <w:pgSz w:w="12240" w:h="15840"/>
-      <w:pgMar w:top="893" w:right="1224" w:bottom="835" w:left="1512" w:header="432" w:footer="432" w:gutter="0"/>
+      <w:pgMar w:top="780" w:right="1224" w:bottom="760" w:left="1512" w:header="432" w:footer="432" w:gutter="0"/>
       <w:cols w:space="720"/>
     </w:sectPr>
   </w:body>
@@ -4015,7 +4037,106 @@
               <w:sz w:val="15"/>
               <w:szCs w:val="15"/>
             </w:rPr>
-            <w:t xml:space="preserve">Lesson 6-1  ·  Session 1  ·  Prerequisite Practice B</w:t>
+            <w:t xml:space="preserve">6-1 · Page </w:t>
+          </w:r>
+          <w:r>
+            <w:rPr>
+              <w:rFonts w:ascii="Avenir Next" w:hAnsi="Avenir Next" w:cs="Avenir Next" w:eastAsia="Avenir Next"/>
+              <w:color w:val="5A5F66"/>
+              <w:sz w:val="15"/>
+              <w:szCs w:val="15"/>
+            </w:rPr>
+            <w:fldChar w:fldCharType="begin"/>
+          </w:r>
+          <w:r>
+            <w:rPr>
+              <w:rFonts w:ascii="Avenir Next" w:hAnsi="Avenir Next" w:cs="Avenir Next" w:eastAsia="Avenir Next"/>
+              <w:color w:val="5A5F66"/>
+              <w:sz w:val="15"/>
+              <w:szCs w:val="15"/>
+            </w:rPr>
+            <w:instrText xml:space="preserve"> PAGE </w:instrText>
+          </w:r>
+          <w:r>
+            <w:rPr>
+              <w:rFonts w:ascii="Avenir Next" w:hAnsi="Avenir Next" w:cs="Avenir Next" w:eastAsia="Avenir Next"/>
+              <w:color w:val="5A5F66"/>
+              <w:sz w:val="15"/>
+              <w:szCs w:val="15"/>
+            </w:rPr>
+            <w:fldChar w:fldCharType="separate"/>
+          </w:r>
+          <w:r>
+            <w:rPr>
+              <w:rFonts w:ascii="Avenir Next" w:hAnsi="Avenir Next" w:cs="Avenir Next" w:eastAsia="Avenir Next"/>
+              <w:color w:val="5A5F66"/>
+              <w:sz w:val="15"/>
+              <w:szCs w:val="15"/>
+            </w:rPr>
+            <w:t xml:space="preserve">1</w:t>
+          </w:r>
+          <w:r>
+            <w:rPr>
+              <w:rFonts w:ascii="Avenir Next" w:hAnsi="Avenir Next" w:cs="Avenir Next" w:eastAsia="Avenir Next"/>
+              <w:color w:val="5A5F66"/>
+              <w:sz w:val="15"/>
+              <w:szCs w:val="15"/>
+            </w:rPr>
+            <w:fldChar w:fldCharType="end"/>
+          </w:r>
+          <w:r>
+            <w:rPr>
+              <w:rFonts w:ascii="Avenir Next" w:hAnsi="Avenir Next" w:cs="Avenir Next" w:eastAsia="Avenir Next"/>
+              <w:color w:val="5A5F66"/>
+              <w:sz w:val="15"/>
+              <w:szCs w:val="15"/>
+            </w:rPr>
+            <w:t xml:space="preserve"> of </w:t>
+          </w:r>
+          <w:r>
+            <w:rPr>
+              <w:rFonts w:ascii="Avenir Next" w:hAnsi="Avenir Next" w:cs="Avenir Next" w:eastAsia="Avenir Next"/>
+              <w:color w:val="5A5F66"/>
+              <w:sz w:val="15"/>
+              <w:szCs w:val="15"/>
+            </w:rPr>
+            <w:fldChar w:fldCharType="begin"/>
+          </w:r>
+          <w:r>
+            <w:rPr>
+              <w:rFonts w:ascii="Avenir Next" w:hAnsi="Avenir Next" w:cs="Avenir Next" w:eastAsia="Avenir Next"/>
+              <w:color w:val="5A5F66"/>
+              <w:sz w:val="15"/>
+              <w:szCs w:val="15"/>
+            </w:rPr>
+            <w:instrText xml:space="preserve"> NUMPAGES </w:instrText>
+          </w:r>
+          <w:r>
+            <w:rPr>
+              <w:rFonts w:ascii="Avenir Next" w:hAnsi="Avenir Next" w:cs="Avenir Next" w:eastAsia="Avenir Next"/>
+              <w:color w:val="5A5F66"/>
+              <w:sz w:val="15"/>
+              <w:szCs w:val="15"/>
+            </w:rPr>
+            <w:fldChar w:fldCharType="separate"/>
+          </w:r>
+          <w:r>
+            <w:rPr>
+              <w:rFonts w:ascii="Avenir Next" w:hAnsi="Avenir Next" w:cs="Avenir Next" w:eastAsia="Avenir Next"/>
+              <w:color w:val="5A5F66"/>
+              <w:sz w:val="15"/>
+              <w:szCs w:val="15"/>
+            </w:rPr>
+            <w:t xml:space="preserve">1</w:t>
+          </w:r>
+          <w:r>
+            <w:rPr>
+              <w:rFonts w:ascii="Avenir Next" w:hAnsi="Avenir Next" w:cs="Avenir Next" w:eastAsia="Avenir Next"/>
+              <w:color w:val="5A5F66"/>
+              <w:sz w:val="15"/>
+              <w:szCs w:val="15"/>
+            </w:rPr>
+            <w:fldChar w:fldCharType="end"/>
           </w:r>
         </w:p>
       </w:tc>
@@ -4058,5 +4179,23 @@
       </w:tblCellMar>
     </w:tblPr>
   </w:style>
+  <w:style w:type="paragraph" w:styleId="Heading1">
+    <w:name w:val="heading 1"/>
+    <w:basedOn w:val="Normal"/>
+    <w:pPr>
+      <w:outlineLvl w:val="0"/>
+      <w:keepNext w:val="0"/>
+      <w:keepLines w:val="0"/>
+    </w:pPr>
+  </w:style>
+  <w:style w:type="paragraph" w:styleId="Heading2">
+    <w:name w:val="heading 2"/>
+    <w:basedOn w:val="Normal"/>
+    <w:pPr>
+      <w:outlineLvl w:val="1"/>
+      <w:keepNext w:val="0"/>
+      <w:keepLines w:val="0"/>
+    </w:pPr>
+  </w:style>
 </w:styles>
 </file>